--- a/ploteo/pruebas/CURSO_TESTS_UNITARIOS.docx
+++ b/ploteo/pruebas/CURSO_TESTS_UNITARIOS.docx
@@ -24,7 +24,7 @@
     </w:p>
     <w:p>
       <w:r>
-        <w:t>Este curso te enseña a escribir tus propias pruebas unitarias para el proyecto NewPT usando pytest (framework de pruebas) y black (formato automático de código). Los 25 tests que ya existen quedan como red de seguridad: tú agregas los tuyos encima.</w:t>
+        <w:t>Este curso te enseña a escribir tus propias pruebas unitarias para el proyecto NewPT usando pytest (framework de pruebas) y black (formato automático de código). Los 31 tests que ya existen quedan como red de seguridad: tú agregas los tuyos encima.</w:t>
       </w:r>
     </w:p>
     <w:p>
@@ -376,7 +376,7 @@
     </w:p>
     <w:p>
       <w:r>
-        <w:t>El proyecto ya tiene 25 tests escritos al estilo unittest (clases con assertEqual). pytest los ejecuta sin tocarlos. TUS tests nuevos irán en estilo pytest: más corto y directo. Compara:</w:t>
+        <w:t>El proyecto ya tiene 31 tests escritos al estilo unittest (clases con assertEqual). pytest los ejecuta sin tocarlos. TUS tests nuevos irán en estilo pytest: más corto y directo. Compara:</w:t>
       </w:r>
     </w:p>
     <w:p>
